--- a/Joshua_Mithamo_CV.docx
+++ b/Joshua_Mithamo_CV.docx
@@ -20,16 +20,10 @@
         <w:tblLook w:val="04A0" w:firstRow="1" w:lastRow="0" w:firstColumn="1" w:lastColumn="0" w:noHBand="0" w:noVBand="1"/>
       </w:tblPr>
       <w:tblGrid>
-        <w:gridCol w:w="5618"/>
-        <w:gridCol w:w="3408"/>
+        <w:gridCol w:w="5262"/>
+        <w:gridCol w:w="3764"/>
       </w:tblGrid>
       <w:tr>
-        <w:tblPrEx>
-          <w:tblCellMar>
-            <w:top w:w="0" w:type="dxa"/>
-            <w:bottom w:w="0" w:type="dxa"/>
-          </w:tblCellMar>
-        </w:tblPrEx>
         <w:tc>
           <w:tcPr>
             <w:tcW w:w="0" w:type="auto"/>
@@ -124,7 +118,7 @@
                 <w:sz w:val="19"/>
                 <w:szCs w:val="19"/>
               </w:rPr>
-              <w:t xml:space="preserve">🌐 </w:t>
+              <w:t>🌐</w:t>
             </w:r>
             <w:r>
               <w:rPr>
@@ -133,7 +127,16 @@
                 <w:sz w:val="19"/>
                 <w:szCs w:val="19"/>
               </w:rPr>
-              <w:t>https://josh-inteli-folio.vercel.app</w:t>
+              <w:t>https://github.com/JoshMith/Portfolio</w:t>
+            </w:r>
+            <w:r>
+              <w:rPr>
+                <w:rFonts w:ascii="Arial" w:eastAsia="Arial" w:hAnsi="Arial" w:cs="Arial"/>
+                <w:color w:val="88DDDD"/>
+                <w:sz w:val="19"/>
+                <w:szCs w:val="19"/>
+              </w:rPr>
+              <w:t xml:space="preserve"> </w:t>
             </w:r>
             <w:r>
               <w:rPr>
